--- a/HCM_KS25_CNTT6_TranQuangThien_Agile_Scrum_De04.docx
+++ b/HCM_KS25_CNTT6_TranQuangThien_Agile_Scrum_De04.docx
@@ -11121,6 +11121,1137 @@
               <w:t>thể</w:t>
             </w:r>
             <w:proofErr w:type="spellEnd"/>
+            <w:r>
+              <w:rPr>
+                <w:rFonts w:ascii="Times New Roman" w:eastAsia="Times New Roman" w:hAnsi="Times New Roman" w:cs="Times New Roman"/>
+                <w:sz w:val="24"/>
+                <w:szCs w:val="24"/>
+              </w:rPr>
+              <w:t xml:space="preserve">, </w:t>
+            </w:r>
+            <w:proofErr w:type="spellStart"/>
+            <w:r>
+              <w:rPr>
+                <w:rFonts w:ascii="Times New Roman" w:eastAsia="Times New Roman" w:hAnsi="Times New Roman" w:cs="Times New Roman"/>
+                <w:sz w:val="24"/>
+                <w:szCs w:val="24"/>
+              </w:rPr>
+              <w:t>mô</w:t>
+            </w:r>
+            <w:proofErr w:type="spellEnd"/>
+            <w:r>
+              <w:rPr>
+                <w:rFonts w:ascii="Times New Roman" w:eastAsia="Times New Roman" w:hAnsi="Times New Roman" w:cs="Times New Roman"/>
+                <w:sz w:val="24"/>
+                <w:szCs w:val="24"/>
+              </w:rPr>
+              <w:t xml:space="preserve"> </w:t>
+            </w:r>
+            <w:proofErr w:type="spellStart"/>
+            <w:r>
+              <w:rPr>
+                <w:rFonts w:ascii="Times New Roman" w:eastAsia="Times New Roman" w:hAnsi="Times New Roman" w:cs="Times New Roman"/>
+                <w:sz w:val="24"/>
+                <w:szCs w:val="24"/>
+              </w:rPr>
+              <w:t>tả</w:t>
+            </w:r>
+            <w:proofErr w:type="spellEnd"/>
+            <w:r>
+              <w:rPr>
+                <w:rFonts w:ascii="Times New Roman" w:eastAsia="Times New Roman" w:hAnsi="Times New Roman" w:cs="Times New Roman"/>
+                <w:sz w:val="24"/>
+                <w:szCs w:val="24"/>
+              </w:rPr>
+              <w:t xml:space="preserve"> </w:t>
+            </w:r>
+            <w:proofErr w:type="spellStart"/>
+            <w:r>
+              <w:rPr>
+                <w:rFonts w:ascii="Times New Roman" w:eastAsia="Times New Roman" w:hAnsi="Times New Roman" w:cs="Times New Roman"/>
+                <w:sz w:val="24"/>
+                <w:szCs w:val="24"/>
+              </w:rPr>
+              <w:t>các</w:t>
+            </w:r>
+            <w:proofErr w:type="spellEnd"/>
+            <w:r>
+              <w:rPr>
+                <w:rFonts w:ascii="Times New Roman" w:eastAsia="Times New Roman" w:hAnsi="Times New Roman" w:cs="Times New Roman"/>
+                <w:sz w:val="24"/>
+                <w:szCs w:val="24"/>
+              </w:rPr>
+              <w:t xml:space="preserve"> </w:t>
+            </w:r>
+            <w:proofErr w:type="spellStart"/>
+            <w:r>
+              <w:rPr>
+                <w:rFonts w:ascii="Times New Roman" w:eastAsia="Times New Roman" w:hAnsi="Times New Roman" w:cs="Times New Roman"/>
+                <w:sz w:val="24"/>
+                <w:szCs w:val="24"/>
+              </w:rPr>
+              <w:t>điều</w:t>
+            </w:r>
+            <w:proofErr w:type="spellEnd"/>
+            <w:r>
+              <w:rPr>
+                <w:rFonts w:ascii="Times New Roman" w:eastAsia="Times New Roman" w:hAnsi="Times New Roman" w:cs="Times New Roman"/>
+                <w:sz w:val="24"/>
+                <w:szCs w:val="24"/>
+              </w:rPr>
+              <w:t xml:space="preserve"> </w:t>
+            </w:r>
+            <w:proofErr w:type="spellStart"/>
+            <w:r>
+              <w:rPr>
+                <w:rFonts w:ascii="Times New Roman" w:eastAsia="Times New Roman" w:hAnsi="Times New Roman" w:cs="Times New Roman"/>
+                <w:sz w:val="24"/>
+                <w:szCs w:val="24"/>
+              </w:rPr>
+              <w:t>kiện</w:t>
+            </w:r>
+            <w:proofErr w:type="spellEnd"/>
+            <w:r>
+              <w:rPr>
+                <w:rFonts w:ascii="Times New Roman" w:eastAsia="Times New Roman" w:hAnsi="Times New Roman" w:cs="Times New Roman"/>
+                <w:sz w:val="24"/>
+                <w:szCs w:val="24"/>
+              </w:rPr>
+              <w:t xml:space="preserve"> </w:t>
+            </w:r>
+            <w:proofErr w:type="spellStart"/>
+            <w:r>
+              <w:rPr>
+                <w:rFonts w:ascii="Times New Roman" w:eastAsia="Times New Roman" w:hAnsi="Times New Roman" w:cs="Times New Roman"/>
+                <w:sz w:val="24"/>
+                <w:szCs w:val="24"/>
+              </w:rPr>
+              <w:t>cụ</w:t>
+            </w:r>
+            <w:proofErr w:type="spellEnd"/>
+            <w:r>
+              <w:rPr>
+                <w:rFonts w:ascii="Times New Roman" w:eastAsia="Times New Roman" w:hAnsi="Times New Roman" w:cs="Times New Roman"/>
+                <w:sz w:val="24"/>
+                <w:szCs w:val="24"/>
+              </w:rPr>
+              <w:t xml:space="preserve"> </w:t>
+            </w:r>
+            <w:proofErr w:type="spellStart"/>
+            <w:r>
+              <w:rPr>
+                <w:rFonts w:ascii="Times New Roman" w:eastAsia="Times New Roman" w:hAnsi="Times New Roman" w:cs="Times New Roman"/>
+                <w:sz w:val="24"/>
+                <w:szCs w:val="24"/>
+              </w:rPr>
+              <w:t>thể</w:t>
+            </w:r>
+            <w:proofErr w:type="spellEnd"/>
+            <w:r>
+              <w:rPr>
+                <w:rFonts w:ascii="Times New Roman" w:eastAsia="Times New Roman" w:hAnsi="Times New Roman" w:cs="Times New Roman"/>
+                <w:sz w:val="24"/>
+                <w:szCs w:val="24"/>
+              </w:rPr>
+              <w:t xml:space="preserve"> user story </w:t>
+            </w:r>
+            <w:proofErr w:type="spellStart"/>
+            <w:r>
+              <w:rPr>
+                <w:rFonts w:ascii="Times New Roman" w:eastAsia="Times New Roman" w:hAnsi="Times New Roman" w:cs="Times New Roman"/>
+                <w:sz w:val="24"/>
+                <w:szCs w:val="24"/>
+              </w:rPr>
+              <w:t>đó</w:t>
+            </w:r>
+            <w:proofErr w:type="spellEnd"/>
+            <w:r>
+              <w:rPr>
+                <w:rFonts w:ascii="Times New Roman" w:eastAsia="Times New Roman" w:hAnsi="Times New Roman" w:cs="Times New Roman"/>
+                <w:sz w:val="24"/>
+                <w:szCs w:val="24"/>
+              </w:rPr>
+              <w:t xml:space="preserve"> </w:t>
+            </w:r>
+            <w:proofErr w:type="spellStart"/>
+            <w:r>
+              <w:rPr>
+                <w:rFonts w:ascii="Times New Roman" w:eastAsia="Times New Roman" w:hAnsi="Times New Roman" w:cs="Times New Roman"/>
+                <w:sz w:val="24"/>
+                <w:szCs w:val="24"/>
+              </w:rPr>
+              <w:t>được</w:t>
+            </w:r>
+            <w:proofErr w:type="spellEnd"/>
+            <w:r>
+              <w:rPr>
+                <w:rFonts w:ascii="Times New Roman" w:eastAsia="Times New Roman" w:hAnsi="Times New Roman" w:cs="Times New Roman"/>
+                <w:sz w:val="24"/>
+                <w:szCs w:val="24"/>
+              </w:rPr>
+              <w:t xml:space="preserve"> </w:t>
+            </w:r>
+            <w:proofErr w:type="spellStart"/>
+            <w:r>
+              <w:rPr>
+                <w:rFonts w:ascii="Times New Roman" w:eastAsia="Times New Roman" w:hAnsi="Times New Roman" w:cs="Times New Roman"/>
+                <w:sz w:val="24"/>
+                <w:szCs w:val="24"/>
+              </w:rPr>
+              <w:t>coi</w:t>
+            </w:r>
+            <w:proofErr w:type="spellEnd"/>
+            <w:r>
+              <w:rPr>
+                <w:rFonts w:ascii="Times New Roman" w:eastAsia="Times New Roman" w:hAnsi="Times New Roman" w:cs="Times New Roman"/>
+                <w:sz w:val="24"/>
+                <w:szCs w:val="24"/>
+              </w:rPr>
+              <w:t xml:space="preserve"> </w:t>
+            </w:r>
+            <w:proofErr w:type="spellStart"/>
+            <w:r>
+              <w:rPr>
+                <w:rFonts w:ascii="Times New Roman" w:eastAsia="Times New Roman" w:hAnsi="Times New Roman" w:cs="Times New Roman"/>
+                <w:sz w:val="24"/>
+                <w:szCs w:val="24"/>
+              </w:rPr>
+              <w:t>là</w:t>
+            </w:r>
+            <w:proofErr w:type="spellEnd"/>
+            <w:r>
+              <w:rPr>
+                <w:rFonts w:ascii="Times New Roman" w:eastAsia="Times New Roman" w:hAnsi="Times New Roman" w:cs="Times New Roman"/>
+                <w:sz w:val="24"/>
+                <w:szCs w:val="24"/>
+              </w:rPr>
+              <w:t xml:space="preserve"> </w:t>
+            </w:r>
+            <w:proofErr w:type="spellStart"/>
+            <w:r>
+              <w:rPr>
+                <w:rFonts w:ascii="Times New Roman" w:eastAsia="Times New Roman" w:hAnsi="Times New Roman" w:cs="Times New Roman"/>
+                <w:sz w:val="24"/>
+                <w:szCs w:val="24"/>
+              </w:rPr>
+              <w:t>hoàn</w:t>
+            </w:r>
+            <w:proofErr w:type="spellEnd"/>
+            <w:r>
+              <w:rPr>
+                <w:rFonts w:ascii="Times New Roman" w:eastAsia="Times New Roman" w:hAnsi="Times New Roman" w:cs="Times New Roman"/>
+                <w:sz w:val="24"/>
+                <w:szCs w:val="24"/>
+              </w:rPr>
+              <w:t xml:space="preserve"> </w:t>
+            </w:r>
+            <w:proofErr w:type="spellStart"/>
+            <w:r>
+              <w:rPr>
+                <w:rFonts w:ascii="Times New Roman" w:eastAsia="Times New Roman" w:hAnsi="Times New Roman" w:cs="Times New Roman"/>
+                <w:sz w:val="24"/>
+                <w:szCs w:val="24"/>
+              </w:rPr>
+              <w:t>thành</w:t>
+            </w:r>
+            <w:proofErr w:type="spellEnd"/>
+            <w:r>
+              <w:rPr>
+                <w:rFonts w:ascii="Times New Roman" w:eastAsia="Times New Roman" w:hAnsi="Times New Roman" w:cs="Times New Roman"/>
+                <w:sz w:val="24"/>
+                <w:szCs w:val="24"/>
+              </w:rPr>
+              <w:t xml:space="preserve"> </w:t>
+            </w:r>
+            <w:proofErr w:type="spellStart"/>
+            <w:r>
+              <w:rPr>
+                <w:rFonts w:ascii="Times New Roman" w:eastAsia="Times New Roman" w:hAnsi="Times New Roman" w:cs="Times New Roman"/>
+                <w:sz w:val="24"/>
+                <w:szCs w:val="24"/>
+              </w:rPr>
+              <w:t>về</w:t>
+            </w:r>
+            <w:proofErr w:type="spellEnd"/>
+            <w:r>
+              <w:rPr>
+                <w:rFonts w:ascii="Times New Roman" w:eastAsia="Times New Roman" w:hAnsi="Times New Roman" w:cs="Times New Roman"/>
+                <w:sz w:val="24"/>
+                <w:szCs w:val="24"/>
+              </w:rPr>
+              <w:t xml:space="preserve"> </w:t>
+            </w:r>
+            <w:proofErr w:type="spellStart"/>
+            <w:r>
+              <w:rPr>
+                <w:rFonts w:ascii="Times New Roman" w:eastAsia="Times New Roman" w:hAnsi="Times New Roman" w:cs="Times New Roman"/>
+                <w:sz w:val="24"/>
+                <w:szCs w:val="24"/>
+              </w:rPr>
+              <w:t>mặt</w:t>
+            </w:r>
+            <w:proofErr w:type="spellEnd"/>
+            <w:r>
+              <w:rPr>
+                <w:rFonts w:ascii="Times New Roman" w:eastAsia="Times New Roman" w:hAnsi="Times New Roman" w:cs="Times New Roman"/>
+                <w:sz w:val="24"/>
+                <w:szCs w:val="24"/>
+              </w:rPr>
+              <w:t xml:space="preserve"> </w:t>
+            </w:r>
+            <w:proofErr w:type="spellStart"/>
+            <w:r>
+              <w:rPr>
+                <w:rFonts w:ascii="Times New Roman" w:eastAsia="Times New Roman" w:hAnsi="Times New Roman" w:cs="Times New Roman"/>
+                <w:sz w:val="24"/>
+                <w:szCs w:val="24"/>
+              </w:rPr>
+              <w:t>nghiệp</w:t>
+            </w:r>
+            <w:proofErr w:type="spellEnd"/>
+            <w:r>
+              <w:rPr>
+                <w:rFonts w:ascii="Times New Roman" w:eastAsia="Times New Roman" w:hAnsi="Times New Roman" w:cs="Times New Roman"/>
+                <w:sz w:val="24"/>
+                <w:szCs w:val="24"/>
+              </w:rPr>
+              <w:t xml:space="preserve"> </w:t>
+            </w:r>
+            <w:proofErr w:type="spellStart"/>
+            <w:r>
+              <w:rPr>
+                <w:rFonts w:ascii="Times New Roman" w:eastAsia="Times New Roman" w:hAnsi="Times New Roman" w:cs="Times New Roman"/>
+                <w:sz w:val="24"/>
+                <w:szCs w:val="24"/>
+              </w:rPr>
+              <w:t>vụ</w:t>
+            </w:r>
+            <w:proofErr w:type="spellEnd"/>
+            <w:r>
+              <w:rPr>
+                <w:rFonts w:ascii="Times New Roman" w:eastAsia="Times New Roman" w:hAnsi="Times New Roman" w:cs="Times New Roman"/>
+                <w:sz w:val="24"/>
+                <w:szCs w:val="24"/>
+              </w:rPr>
+              <w:t xml:space="preserve">, </w:t>
+            </w:r>
+            <w:proofErr w:type="spellStart"/>
+            <w:r>
+              <w:rPr>
+                <w:rFonts w:ascii="Times New Roman" w:eastAsia="Times New Roman" w:hAnsi="Times New Roman" w:cs="Times New Roman"/>
+                <w:sz w:val="24"/>
+                <w:szCs w:val="24"/>
+              </w:rPr>
+              <w:t>yêu</w:t>
+            </w:r>
+            <w:proofErr w:type="spellEnd"/>
+            <w:r>
+              <w:rPr>
+                <w:rFonts w:ascii="Times New Roman" w:eastAsia="Times New Roman" w:hAnsi="Times New Roman" w:cs="Times New Roman"/>
+                <w:sz w:val="24"/>
+                <w:szCs w:val="24"/>
+              </w:rPr>
+              <w:t xml:space="preserve"> </w:t>
+            </w:r>
+            <w:proofErr w:type="spellStart"/>
+            <w:r>
+              <w:rPr>
+                <w:rFonts w:ascii="Times New Roman" w:eastAsia="Times New Roman" w:hAnsi="Times New Roman" w:cs="Times New Roman"/>
+                <w:sz w:val="24"/>
+                <w:szCs w:val="24"/>
+              </w:rPr>
+              <w:t>cầu</w:t>
+            </w:r>
+            <w:proofErr w:type="spellEnd"/>
+            <w:r>
+              <w:rPr>
+                <w:rFonts w:ascii="Times New Roman" w:eastAsia="Times New Roman" w:hAnsi="Times New Roman" w:cs="Times New Roman"/>
+                <w:sz w:val="24"/>
+                <w:szCs w:val="24"/>
+              </w:rPr>
+              <w:t xml:space="preserve"> </w:t>
+            </w:r>
+            <w:proofErr w:type="spellStart"/>
+            <w:r>
+              <w:rPr>
+                <w:rFonts w:ascii="Times New Roman" w:eastAsia="Times New Roman" w:hAnsi="Times New Roman" w:cs="Times New Roman"/>
+                <w:sz w:val="24"/>
+                <w:szCs w:val="24"/>
+              </w:rPr>
+              <w:t>của</w:t>
+            </w:r>
+            <w:proofErr w:type="spellEnd"/>
+            <w:r>
+              <w:rPr>
+                <w:rFonts w:ascii="Times New Roman" w:eastAsia="Times New Roman" w:hAnsi="Times New Roman" w:cs="Times New Roman"/>
+                <w:sz w:val="24"/>
+                <w:szCs w:val="24"/>
+              </w:rPr>
+              <w:t xml:space="preserve"> </w:t>
+            </w:r>
+            <w:proofErr w:type="spellStart"/>
+            <w:r>
+              <w:rPr>
+                <w:rFonts w:ascii="Times New Roman" w:eastAsia="Times New Roman" w:hAnsi="Times New Roman" w:cs="Times New Roman"/>
+                <w:sz w:val="24"/>
+                <w:szCs w:val="24"/>
+              </w:rPr>
+              <w:t>khách</w:t>
+            </w:r>
+            <w:proofErr w:type="spellEnd"/>
+            <w:r>
+              <w:rPr>
+                <w:rFonts w:ascii="Times New Roman" w:eastAsia="Times New Roman" w:hAnsi="Times New Roman" w:cs="Times New Roman"/>
+                <w:sz w:val="24"/>
+                <w:szCs w:val="24"/>
+              </w:rPr>
+              <w:t xml:space="preserve"> </w:t>
+            </w:r>
+            <w:proofErr w:type="spellStart"/>
+            <w:r>
+              <w:rPr>
+                <w:rFonts w:ascii="Times New Roman" w:eastAsia="Times New Roman" w:hAnsi="Times New Roman" w:cs="Times New Roman"/>
+                <w:sz w:val="24"/>
+                <w:szCs w:val="24"/>
+              </w:rPr>
+              <w:t>hàng</w:t>
+            </w:r>
+            <w:proofErr w:type="spellEnd"/>
+            <w:r>
+              <w:rPr>
+                <w:rFonts w:ascii="Times New Roman" w:eastAsia="Times New Roman" w:hAnsi="Times New Roman" w:cs="Times New Roman"/>
+                <w:sz w:val="24"/>
+                <w:szCs w:val="24"/>
+              </w:rPr>
+              <w:t>.</w:t>
+            </w:r>
+          </w:p>
+          <w:p>
+            <w:pPr>
+              <w:pBdr>
+                <w:top w:val="nil"/>
+                <w:left w:val="nil"/>
+                <w:bottom w:val="nil"/>
+                <w:right w:val="nil"/>
+                <w:between w:val="nil"/>
+              </w:pBdr>
+              <w:spacing w:line="276" w:lineRule="auto"/>
+              <w:rPr>
+                <w:rFonts w:ascii="Times New Roman" w:eastAsia="Times New Roman" w:hAnsi="Times New Roman" w:cs="Times New Roman"/>
+                <w:sz w:val="24"/>
+                <w:szCs w:val="24"/>
+              </w:rPr>
+            </w:pPr>
+            <w:r>
+              <w:rPr>
+                <w:rFonts w:ascii="Times New Roman" w:eastAsia="Times New Roman" w:hAnsi="Times New Roman" w:cs="Times New Roman"/>
+                <w:sz w:val="24"/>
+                <w:szCs w:val="24"/>
+              </w:rPr>
+              <w:t xml:space="preserve">DoD: </w:t>
+            </w:r>
+            <w:proofErr w:type="spellStart"/>
+            <w:r>
+              <w:rPr>
+                <w:rFonts w:ascii="Times New Roman" w:eastAsia="Times New Roman" w:hAnsi="Times New Roman" w:cs="Times New Roman"/>
+                <w:sz w:val="24"/>
+                <w:szCs w:val="24"/>
+              </w:rPr>
+              <w:t>Áp</w:t>
+            </w:r>
+            <w:proofErr w:type="spellEnd"/>
+            <w:r>
+              <w:rPr>
+                <w:rFonts w:ascii="Times New Roman" w:eastAsia="Times New Roman" w:hAnsi="Times New Roman" w:cs="Times New Roman"/>
+                <w:sz w:val="24"/>
+                <w:szCs w:val="24"/>
+              </w:rPr>
+              <w:t xml:space="preserve"> </w:t>
+            </w:r>
+            <w:proofErr w:type="spellStart"/>
+            <w:r>
+              <w:rPr>
+                <w:rFonts w:ascii="Times New Roman" w:eastAsia="Times New Roman" w:hAnsi="Times New Roman" w:cs="Times New Roman"/>
+                <w:sz w:val="24"/>
+                <w:szCs w:val="24"/>
+              </w:rPr>
+              <w:t>dụng</w:t>
+            </w:r>
+            <w:proofErr w:type="spellEnd"/>
+            <w:r>
+              <w:rPr>
+                <w:rFonts w:ascii="Times New Roman" w:eastAsia="Times New Roman" w:hAnsi="Times New Roman" w:cs="Times New Roman"/>
+                <w:sz w:val="24"/>
+                <w:szCs w:val="24"/>
+              </w:rPr>
+              <w:t xml:space="preserve"> </w:t>
+            </w:r>
+            <w:proofErr w:type="spellStart"/>
+            <w:r>
+              <w:rPr>
+                <w:rFonts w:ascii="Times New Roman" w:eastAsia="Times New Roman" w:hAnsi="Times New Roman" w:cs="Times New Roman"/>
+                <w:sz w:val="24"/>
+                <w:szCs w:val="24"/>
+              </w:rPr>
+              <w:t>chung</w:t>
+            </w:r>
+            <w:proofErr w:type="spellEnd"/>
+            <w:r>
+              <w:rPr>
+                <w:rFonts w:ascii="Times New Roman" w:eastAsia="Times New Roman" w:hAnsi="Times New Roman" w:cs="Times New Roman"/>
+                <w:sz w:val="24"/>
+                <w:szCs w:val="24"/>
+              </w:rPr>
+              <w:t xml:space="preserve"> </w:t>
+            </w:r>
+            <w:proofErr w:type="spellStart"/>
+            <w:r>
+              <w:rPr>
+                <w:rFonts w:ascii="Times New Roman" w:eastAsia="Times New Roman" w:hAnsi="Times New Roman" w:cs="Times New Roman"/>
+                <w:sz w:val="24"/>
+                <w:szCs w:val="24"/>
+              </w:rPr>
+              <w:t>cho</w:t>
+            </w:r>
+            <w:proofErr w:type="spellEnd"/>
+            <w:r>
+              <w:rPr>
+                <w:rFonts w:ascii="Times New Roman" w:eastAsia="Times New Roman" w:hAnsi="Times New Roman" w:cs="Times New Roman"/>
+                <w:sz w:val="24"/>
+                <w:szCs w:val="24"/>
+              </w:rPr>
+              <w:t xml:space="preserve"> </w:t>
+            </w:r>
+            <w:proofErr w:type="spellStart"/>
+            <w:r>
+              <w:rPr>
+                <w:rFonts w:ascii="Times New Roman" w:eastAsia="Times New Roman" w:hAnsi="Times New Roman" w:cs="Times New Roman"/>
+                <w:sz w:val="24"/>
+                <w:szCs w:val="24"/>
+              </w:rPr>
+              <w:t>toàn</w:t>
+            </w:r>
+            <w:proofErr w:type="spellEnd"/>
+            <w:r>
+              <w:rPr>
+                <w:rFonts w:ascii="Times New Roman" w:eastAsia="Times New Roman" w:hAnsi="Times New Roman" w:cs="Times New Roman"/>
+                <w:sz w:val="24"/>
+                <w:szCs w:val="24"/>
+              </w:rPr>
+              <w:t xml:space="preserve"> </w:t>
+            </w:r>
+            <w:proofErr w:type="spellStart"/>
+            <w:r>
+              <w:rPr>
+                <w:rFonts w:ascii="Times New Roman" w:eastAsia="Times New Roman" w:hAnsi="Times New Roman" w:cs="Times New Roman"/>
+                <w:sz w:val="24"/>
+                <w:szCs w:val="24"/>
+              </w:rPr>
+              <w:t>bộ</w:t>
+            </w:r>
+            <w:proofErr w:type="spellEnd"/>
+            <w:r>
+              <w:rPr>
+                <w:rFonts w:ascii="Times New Roman" w:eastAsia="Times New Roman" w:hAnsi="Times New Roman" w:cs="Times New Roman"/>
+                <w:sz w:val="24"/>
+                <w:szCs w:val="24"/>
+              </w:rPr>
+              <w:t xml:space="preserve"> Product Backlog Items/ </w:t>
+            </w:r>
+            <w:proofErr w:type="spellStart"/>
+            <w:r>
+              <w:rPr>
+                <w:rFonts w:ascii="Times New Roman" w:eastAsia="Times New Roman" w:hAnsi="Times New Roman" w:cs="Times New Roman"/>
+                <w:sz w:val="24"/>
+                <w:szCs w:val="24"/>
+              </w:rPr>
+              <w:t>Sprỉnt</w:t>
+            </w:r>
+            <w:proofErr w:type="spellEnd"/>
+            <w:r>
+              <w:rPr>
+                <w:rFonts w:ascii="Times New Roman" w:eastAsia="Times New Roman" w:hAnsi="Times New Roman" w:cs="Times New Roman"/>
+                <w:sz w:val="24"/>
+                <w:szCs w:val="24"/>
+              </w:rPr>
+              <w:t xml:space="preserve">, </w:t>
+            </w:r>
+            <w:proofErr w:type="spellStart"/>
+            <w:r>
+              <w:rPr>
+                <w:rFonts w:ascii="Times New Roman" w:eastAsia="Times New Roman" w:hAnsi="Times New Roman" w:cs="Times New Roman"/>
+                <w:sz w:val="24"/>
+                <w:szCs w:val="24"/>
+              </w:rPr>
+              <w:t>là</w:t>
+            </w:r>
+            <w:proofErr w:type="spellEnd"/>
+            <w:r>
+              <w:rPr>
+                <w:rFonts w:ascii="Times New Roman" w:eastAsia="Times New Roman" w:hAnsi="Times New Roman" w:cs="Times New Roman"/>
+                <w:sz w:val="24"/>
+                <w:szCs w:val="24"/>
+              </w:rPr>
+              <w:t xml:space="preserve"> </w:t>
+            </w:r>
+            <w:proofErr w:type="spellStart"/>
+            <w:r>
+              <w:rPr>
+                <w:rFonts w:ascii="Times New Roman" w:eastAsia="Times New Roman" w:hAnsi="Times New Roman" w:cs="Times New Roman"/>
+                <w:sz w:val="24"/>
+                <w:szCs w:val="24"/>
+              </w:rPr>
+              <w:t>hợp</w:t>
+            </w:r>
+            <w:proofErr w:type="spellEnd"/>
+            <w:r>
+              <w:rPr>
+                <w:rFonts w:ascii="Times New Roman" w:eastAsia="Times New Roman" w:hAnsi="Times New Roman" w:cs="Times New Roman"/>
+                <w:sz w:val="24"/>
+                <w:szCs w:val="24"/>
+              </w:rPr>
+              <w:t xml:space="preserve"> </w:t>
+            </w:r>
+            <w:proofErr w:type="spellStart"/>
+            <w:r>
+              <w:rPr>
+                <w:rFonts w:ascii="Times New Roman" w:eastAsia="Times New Roman" w:hAnsi="Times New Roman" w:cs="Times New Roman"/>
+                <w:sz w:val="24"/>
+                <w:szCs w:val="24"/>
+              </w:rPr>
+              <w:t>các</w:t>
+            </w:r>
+            <w:proofErr w:type="spellEnd"/>
+            <w:r>
+              <w:rPr>
+                <w:rFonts w:ascii="Times New Roman" w:eastAsia="Times New Roman" w:hAnsi="Times New Roman" w:cs="Times New Roman"/>
+                <w:sz w:val="24"/>
+                <w:szCs w:val="24"/>
+              </w:rPr>
+              <w:t xml:space="preserve"> </w:t>
+            </w:r>
+            <w:proofErr w:type="spellStart"/>
+            <w:r>
+              <w:rPr>
+                <w:rFonts w:ascii="Times New Roman" w:eastAsia="Times New Roman" w:hAnsi="Times New Roman" w:cs="Times New Roman"/>
+                <w:sz w:val="24"/>
+                <w:szCs w:val="24"/>
+              </w:rPr>
+              <w:t>tiêu</w:t>
+            </w:r>
+            <w:proofErr w:type="spellEnd"/>
+            <w:r>
+              <w:rPr>
+                <w:rFonts w:ascii="Times New Roman" w:eastAsia="Times New Roman" w:hAnsi="Times New Roman" w:cs="Times New Roman"/>
+                <w:sz w:val="24"/>
+                <w:szCs w:val="24"/>
+              </w:rPr>
+              <w:t xml:space="preserve"> </w:t>
+            </w:r>
+            <w:proofErr w:type="spellStart"/>
+            <w:r>
+              <w:rPr>
+                <w:rFonts w:ascii="Times New Roman" w:eastAsia="Times New Roman" w:hAnsi="Times New Roman" w:cs="Times New Roman"/>
+                <w:sz w:val="24"/>
+                <w:szCs w:val="24"/>
+              </w:rPr>
+              <w:t>chí</w:t>
+            </w:r>
+            <w:proofErr w:type="spellEnd"/>
+            <w:r>
+              <w:rPr>
+                <w:rFonts w:ascii="Times New Roman" w:eastAsia="Times New Roman" w:hAnsi="Times New Roman" w:cs="Times New Roman"/>
+                <w:sz w:val="24"/>
+                <w:szCs w:val="24"/>
+              </w:rPr>
+              <w:t xml:space="preserve"> </w:t>
+            </w:r>
+            <w:proofErr w:type="spellStart"/>
+            <w:r>
+              <w:rPr>
+                <w:rFonts w:ascii="Times New Roman" w:eastAsia="Times New Roman" w:hAnsi="Times New Roman" w:cs="Times New Roman"/>
+                <w:sz w:val="24"/>
+                <w:szCs w:val="24"/>
+              </w:rPr>
+              <w:t>kỹ</w:t>
+            </w:r>
+            <w:proofErr w:type="spellEnd"/>
+            <w:r>
+              <w:rPr>
+                <w:rFonts w:ascii="Times New Roman" w:eastAsia="Times New Roman" w:hAnsi="Times New Roman" w:cs="Times New Roman"/>
+                <w:sz w:val="24"/>
+                <w:szCs w:val="24"/>
+              </w:rPr>
+              <w:t xml:space="preserve"> </w:t>
+            </w:r>
+            <w:proofErr w:type="spellStart"/>
+            <w:r>
+              <w:rPr>
+                <w:rFonts w:ascii="Times New Roman" w:eastAsia="Times New Roman" w:hAnsi="Times New Roman" w:cs="Times New Roman"/>
+                <w:sz w:val="24"/>
+                <w:szCs w:val="24"/>
+              </w:rPr>
+              <w:t>thuật</w:t>
+            </w:r>
+            <w:proofErr w:type="spellEnd"/>
+            <w:r>
+              <w:rPr>
+                <w:rFonts w:ascii="Times New Roman" w:eastAsia="Times New Roman" w:hAnsi="Times New Roman" w:cs="Times New Roman"/>
+                <w:sz w:val="24"/>
+                <w:szCs w:val="24"/>
+              </w:rPr>
+              <w:t xml:space="preserve"> </w:t>
+            </w:r>
+            <w:proofErr w:type="spellStart"/>
+            <w:r>
+              <w:rPr>
+                <w:rFonts w:ascii="Times New Roman" w:eastAsia="Times New Roman" w:hAnsi="Times New Roman" w:cs="Times New Roman"/>
+                <w:sz w:val="24"/>
+                <w:szCs w:val="24"/>
+              </w:rPr>
+              <w:t>và</w:t>
+            </w:r>
+            <w:proofErr w:type="spellEnd"/>
+            <w:r>
+              <w:rPr>
+                <w:rFonts w:ascii="Times New Roman" w:eastAsia="Times New Roman" w:hAnsi="Times New Roman" w:cs="Times New Roman"/>
+                <w:sz w:val="24"/>
+                <w:szCs w:val="24"/>
+              </w:rPr>
+              <w:t xml:space="preserve"> </w:t>
+            </w:r>
+            <w:proofErr w:type="spellStart"/>
+            <w:r>
+              <w:rPr>
+                <w:rFonts w:ascii="Times New Roman" w:eastAsia="Times New Roman" w:hAnsi="Times New Roman" w:cs="Times New Roman"/>
+                <w:sz w:val="24"/>
+                <w:szCs w:val="24"/>
+              </w:rPr>
+              <w:t>chất</w:t>
+            </w:r>
+            <w:proofErr w:type="spellEnd"/>
+            <w:r>
+              <w:rPr>
+                <w:rFonts w:ascii="Times New Roman" w:eastAsia="Times New Roman" w:hAnsi="Times New Roman" w:cs="Times New Roman"/>
+                <w:sz w:val="24"/>
+                <w:szCs w:val="24"/>
+              </w:rPr>
+              <w:t xml:space="preserve"> </w:t>
+            </w:r>
+            <w:proofErr w:type="spellStart"/>
+            <w:r>
+              <w:rPr>
+                <w:rFonts w:ascii="Times New Roman" w:eastAsia="Times New Roman" w:hAnsi="Times New Roman" w:cs="Times New Roman"/>
+                <w:sz w:val="24"/>
+                <w:szCs w:val="24"/>
+              </w:rPr>
+              <w:t>lượng</w:t>
+            </w:r>
+            <w:proofErr w:type="spellEnd"/>
+            <w:r>
+              <w:rPr>
+                <w:rFonts w:ascii="Times New Roman" w:eastAsia="Times New Roman" w:hAnsi="Times New Roman" w:cs="Times New Roman"/>
+                <w:sz w:val="24"/>
+                <w:szCs w:val="24"/>
+              </w:rPr>
+              <w:t xml:space="preserve"> </w:t>
+            </w:r>
+            <w:proofErr w:type="spellStart"/>
+            <w:r>
+              <w:rPr>
+                <w:rFonts w:ascii="Times New Roman" w:eastAsia="Times New Roman" w:hAnsi="Times New Roman" w:cs="Times New Roman"/>
+                <w:sz w:val="24"/>
+                <w:szCs w:val="24"/>
+              </w:rPr>
+              <w:t>mang</w:t>
+            </w:r>
+            <w:proofErr w:type="spellEnd"/>
+            <w:r>
+              <w:rPr>
+                <w:rFonts w:ascii="Times New Roman" w:eastAsia="Times New Roman" w:hAnsi="Times New Roman" w:cs="Times New Roman"/>
+                <w:sz w:val="24"/>
+                <w:szCs w:val="24"/>
+              </w:rPr>
+              <w:t xml:space="preserve"> </w:t>
+            </w:r>
+            <w:proofErr w:type="spellStart"/>
+            <w:r>
+              <w:rPr>
+                <w:rFonts w:ascii="Times New Roman" w:eastAsia="Times New Roman" w:hAnsi="Times New Roman" w:cs="Times New Roman"/>
+                <w:sz w:val="24"/>
+                <w:szCs w:val="24"/>
+              </w:rPr>
+              <w:t>tính</w:t>
+            </w:r>
+            <w:proofErr w:type="spellEnd"/>
+            <w:r>
+              <w:rPr>
+                <w:rFonts w:ascii="Times New Roman" w:eastAsia="Times New Roman" w:hAnsi="Times New Roman" w:cs="Times New Roman"/>
+                <w:sz w:val="24"/>
+                <w:szCs w:val="24"/>
+              </w:rPr>
+              <w:t xml:space="preserve"> </w:t>
+            </w:r>
+            <w:proofErr w:type="spellStart"/>
+            <w:r>
+              <w:rPr>
+                <w:rFonts w:ascii="Times New Roman" w:eastAsia="Times New Roman" w:hAnsi="Times New Roman" w:cs="Times New Roman"/>
+                <w:sz w:val="24"/>
+                <w:szCs w:val="24"/>
+              </w:rPr>
+              <w:t>hệ</w:t>
+            </w:r>
+            <w:proofErr w:type="spellEnd"/>
+            <w:r>
+              <w:rPr>
+                <w:rFonts w:ascii="Times New Roman" w:eastAsia="Times New Roman" w:hAnsi="Times New Roman" w:cs="Times New Roman"/>
+                <w:sz w:val="24"/>
+                <w:szCs w:val="24"/>
+              </w:rPr>
+              <w:t xml:space="preserve"> </w:t>
+            </w:r>
+            <w:proofErr w:type="spellStart"/>
+            <w:r>
+              <w:rPr>
+                <w:rFonts w:ascii="Times New Roman" w:eastAsia="Times New Roman" w:hAnsi="Times New Roman" w:cs="Times New Roman"/>
+                <w:sz w:val="24"/>
+                <w:szCs w:val="24"/>
+              </w:rPr>
+              <w:t>thống</w:t>
+            </w:r>
+            <w:proofErr w:type="spellEnd"/>
+            <w:r>
+              <w:rPr>
+                <w:rFonts w:ascii="Times New Roman" w:eastAsia="Times New Roman" w:hAnsi="Times New Roman" w:cs="Times New Roman"/>
+                <w:sz w:val="24"/>
+                <w:szCs w:val="24"/>
+              </w:rPr>
+              <w:t xml:space="preserve"> </w:t>
+            </w:r>
+            <w:proofErr w:type="spellStart"/>
+            <w:r>
+              <w:rPr>
+                <w:rFonts w:ascii="Times New Roman" w:eastAsia="Times New Roman" w:hAnsi="Times New Roman" w:cs="Times New Roman"/>
+                <w:sz w:val="24"/>
+                <w:szCs w:val="24"/>
+              </w:rPr>
+              <w:t>mà</w:t>
+            </w:r>
+            <w:proofErr w:type="spellEnd"/>
+            <w:r>
+              <w:rPr>
+                <w:rFonts w:ascii="Times New Roman" w:eastAsia="Times New Roman" w:hAnsi="Times New Roman" w:cs="Times New Roman"/>
+                <w:sz w:val="24"/>
+                <w:szCs w:val="24"/>
+              </w:rPr>
+              <w:t xml:space="preserve"> </w:t>
+            </w:r>
+            <w:proofErr w:type="spellStart"/>
+            <w:r>
+              <w:rPr>
+                <w:rFonts w:ascii="Times New Roman" w:eastAsia="Times New Roman" w:hAnsi="Times New Roman" w:cs="Times New Roman"/>
+                <w:sz w:val="24"/>
+                <w:szCs w:val="24"/>
+              </w:rPr>
+              <w:t>bất</w:t>
+            </w:r>
+            <w:proofErr w:type="spellEnd"/>
+            <w:r>
+              <w:rPr>
+                <w:rFonts w:ascii="Times New Roman" w:eastAsia="Times New Roman" w:hAnsi="Times New Roman" w:cs="Times New Roman"/>
+                <w:sz w:val="24"/>
+                <w:szCs w:val="24"/>
+              </w:rPr>
+              <w:t xml:space="preserve"> </w:t>
+            </w:r>
+            <w:proofErr w:type="spellStart"/>
+            <w:r>
+              <w:rPr>
+                <w:rFonts w:ascii="Times New Roman" w:eastAsia="Times New Roman" w:hAnsi="Times New Roman" w:cs="Times New Roman"/>
+                <w:sz w:val="24"/>
+                <w:szCs w:val="24"/>
+              </w:rPr>
+              <w:t>kỳ</w:t>
+            </w:r>
+            <w:proofErr w:type="spellEnd"/>
+            <w:r>
+              <w:rPr>
+                <w:rFonts w:ascii="Times New Roman" w:eastAsia="Times New Roman" w:hAnsi="Times New Roman" w:cs="Times New Roman"/>
+                <w:sz w:val="24"/>
+                <w:szCs w:val="24"/>
+              </w:rPr>
+              <w:t xml:space="preserve"> </w:t>
+            </w:r>
+            <w:proofErr w:type="spellStart"/>
+            <w:r>
+              <w:rPr>
+                <w:rFonts w:ascii="Times New Roman" w:eastAsia="Times New Roman" w:hAnsi="Times New Roman" w:cs="Times New Roman"/>
+                <w:sz w:val="24"/>
+                <w:szCs w:val="24"/>
+              </w:rPr>
+              <w:t>hạng</w:t>
+            </w:r>
+            <w:proofErr w:type="spellEnd"/>
+            <w:r>
+              <w:rPr>
+                <w:rFonts w:ascii="Times New Roman" w:eastAsia="Times New Roman" w:hAnsi="Times New Roman" w:cs="Times New Roman"/>
+                <w:sz w:val="24"/>
+                <w:szCs w:val="24"/>
+              </w:rPr>
+              <w:t xml:space="preserve"> </w:t>
+            </w:r>
+            <w:proofErr w:type="spellStart"/>
+            <w:r>
+              <w:rPr>
+                <w:rFonts w:ascii="Times New Roman" w:eastAsia="Times New Roman" w:hAnsi="Times New Roman" w:cs="Times New Roman"/>
+                <w:sz w:val="24"/>
+                <w:szCs w:val="24"/>
+              </w:rPr>
+              <w:t>mục</w:t>
+            </w:r>
+            <w:proofErr w:type="spellEnd"/>
+            <w:r>
+              <w:rPr>
+                <w:rFonts w:ascii="Times New Roman" w:eastAsia="Times New Roman" w:hAnsi="Times New Roman" w:cs="Times New Roman"/>
+                <w:sz w:val="24"/>
+                <w:szCs w:val="24"/>
+              </w:rPr>
+              <w:t xml:space="preserve"> </w:t>
+            </w:r>
+            <w:proofErr w:type="spellStart"/>
+            <w:r>
+              <w:rPr>
+                <w:rFonts w:ascii="Times New Roman" w:eastAsia="Times New Roman" w:hAnsi="Times New Roman" w:cs="Times New Roman"/>
+                <w:sz w:val="24"/>
+                <w:szCs w:val="24"/>
+              </w:rPr>
+              <w:t>nào</w:t>
+            </w:r>
+            <w:proofErr w:type="spellEnd"/>
+            <w:r>
+              <w:rPr>
+                <w:rFonts w:ascii="Times New Roman" w:eastAsia="Times New Roman" w:hAnsi="Times New Roman" w:cs="Times New Roman"/>
+                <w:sz w:val="24"/>
+                <w:szCs w:val="24"/>
+              </w:rPr>
+              <w:t xml:space="preserve"> </w:t>
+            </w:r>
+            <w:proofErr w:type="spellStart"/>
+            <w:r>
+              <w:rPr>
+                <w:rFonts w:ascii="Times New Roman" w:eastAsia="Times New Roman" w:hAnsi="Times New Roman" w:cs="Times New Roman"/>
+                <w:sz w:val="24"/>
+                <w:szCs w:val="24"/>
+              </w:rPr>
+              <w:t>cũng</w:t>
+            </w:r>
+            <w:proofErr w:type="spellEnd"/>
+            <w:r>
+              <w:rPr>
+                <w:rFonts w:ascii="Times New Roman" w:eastAsia="Times New Roman" w:hAnsi="Times New Roman" w:cs="Times New Roman"/>
+                <w:sz w:val="24"/>
+                <w:szCs w:val="24"/>
+              </w:rPr>
+              <w:t xml:space="preserve"> </w:t>
+            </w:r>
+            <w:proofErr w:type="spellStart"/>
+            <w:r>
+              <w:rPr>
+                <w:rFonts w:ascii="Times New Roman" w:eastAsia="Times New Roman" w:hAnsi="Times New Roman" w:cs="Times New Roman"/>
+                <w:sz w:val="24"/>
+                <w:szCs w:val="24"/>
+              </w:rPr>
+              <w:t>phải</w:t>
+            </w:r>
+            <w:proofErr w:type="spellEnd"/>
+            <w:r>
+              <w:rPr>
+                <w:rFonts w:ascii="Times New Roman" w:eastAsia="Times New Roman" w:hAnsi="Times New Roman" w:cs="Times New Roman"/>
+                <w:sz w:val="24"/>
+                <w:szCs w:val="24"/>
+              </w:rPr>
+              <w:t xml:space="preserve"> </w:t>
+            </w:r>
+            <w:proofErr w:type="spellStart"/>
+            <w:r>
+              <w:rPr>
+                <w:rFonts w:ascii="Times New Roman" w:eastAsia="Times New Roman" w:hAnsi="Times New Roman" w:cs="Times New Roman"/>
+                <w:sz w:val="24"/>
+                <w:szCs w:val="24"/>
+              </w:rPr>
+              <w:t>đạt</w:t>
+            </w:r>
+            <w:proofErr w:type="spellEnd"/>
+            <w:r>
+              <w:rPr>
+                <w:rFonts w:ascii="Times New Roman" w:eastAsia="Times New Roman" w:hAnsi="Times New Roman" w:cs="Times New Roman"/>
+                <w:sz w:val="24"/>
+                <w:szCs w:val="24"/>
+              </w:rPr>
+              <w:t xml:space="preserve"> </w:t>
+            </w:r>
+            <w:proofErr w:type="spellStart"/>
+            <w:r>
+              <w:rPr>
+                <w:rFonts w:ascii="Times New Roman" w:eastAsia="Times New Roman" w:hAnsi="Times New Roman" w:cs="Times New Roman"/>
+                <w:sz w:val="24"/>
+                <w:szCs w:val="24"/>
+              </w:rPr>
+              <w:t>được</w:t>
+            </w:r>
+            <w:proofErr w:type="spellEnd"/>
+            <w:r>
+              <w:rPr>
+                <w:rFonts w:ascii="Times New Roman" w:eastAsia="Times New Roman" w:hAnsi="Times New Roman" w:cs="Times New Roman"/>
+                <w:sz w:val="24"/>
+                <w:szCs w:val="24"/>
+              </w:rPr>
+              <w:t xml:space="preserve"> </w:t>
+            </w:r>
+            <w:proofErr w:type="spellStart"/>
+            <w:r>
+              <w:rPr>
+                <w:rFonts w:ascii="Times New Roman" w:eastAsia="Times New Roman" w:hAnsi="Times New Roman" w:cs="Times New Roman"/>
+                <w:sz w:val="24"/>
+                <w:szCs w:val="24"/>
+              </w:rPr>
+              <w:t>trước</w:t>
+            </w:r>
+            <w:proofErr w:type="spellEnd"/>
+            <w:r>
+              <w:rPr>
+                <w:rFonts w:ascii="Times New Roman" w:eastAsia="Times New Roman" w:hAnsi="Times New Roman" w:cs="Times New Roman"/>
+                <w:sz w:val="24"/>
+                <w:szCs w:val="24"/>
+              </w:rPr>
+              <w:t xml:space="preserve"> </w:t>
+            </w:r>
+            <w:proofErr w:type="spellStart"/>
+            <w:r>
+              <w:rPr>
+                <w:rFonts w:ascii="Times New Roman" w:eastAsia="Times New Roman" w:hAnsi="Times New Roman" w:cs="Times New Roman"/>
+                <w:sz w:val="24"/>
+                <w:szCs w:val="24"/>
+              </w:rPr>
+              <w:t>khi</w:t>
+            </w:r>
+            <w:proofErr w:type="spellEnd"/>
+            <w:r>
+              <w:rPr>
+                <w:rFonts w:ascii="Times New Roman" w:eastAsia="Times New Roman" w:hAnsi="Times New Roman" w:cs="Times New Roman"/>
+                <w:sz w:val="24"/>
+                <w:szCs w:val="24"/>
+              </w:rPr>
+              <w:t xml:space="preserve"> </w:t>
+            </w:r>
+            <w:proofErr w:type="spellStart"/>
+            <w:r>
+              <w:rPr>
+                <w:rFonts w:ascii="Times New Roman" w:eastAsia="Times New Roman" w:hAnsi="Times New Roman" w:cs="Times New Roman"/>
+                <w:sz w:val="24"/>
+                <w:szCs w:val="24"/>
+              </w:rPr>
+              <w:t>được</w:t>
+            </w:r>
+            <w:proofErr w:type="spellEnd"/>
+            <w:r>
+              <w:rPr>
+                <w:rFonts w:ascii="Times New Roman" w:eastAsia="Times New Roman" w:hAnsi="Times New Roman" w:cs="Times New Roman"/>
+                <w:sz w:val="24"/>
+                <w:szCs w:val="24"/>
+              </w:rPr>
+              <w:t xml:space="preserve"> </w:t>
+            </w:r>
+            <w:proofErr w:type="spellStart"/>
+            <w:r>
+              <w:rPr>
+                <w:rFonts w:ascii="Times New Roman" w:eastAsia="Times New Roman" w:hAnsi="Times New Roman" w:cs="Times New Roman"/>
+                <w:sz w:val="24"/>
+                <w:szCs w:val="24"/>
+              </w:rPr>
+              <w:t>công</w:t>
+            </w:r>
+            <w:proofErr w:type="spellEnd"/>
+            <w:r>
+              <w:rPr>
+                <w:rFonts w:ascii="Times New Roman" w:eastAsia="Times New Roman" w:hAnsi="Times New Roman" w:cs="Times New Roman"/>
+                <w:sz w:val="24"/>
+                <w:szCs w:val="24"/>
+              </w:rPr>
+              <w:t xml:space="preserve"> </w:t>
+            </w:r>
+            <w:proofErr w:type="spellStart"/>
+            <w:r>
+              <w:rPr>
+                <w:rFonts w:ascii="Times New Roman" w:eastAsia="Times New Roman" w:hAnsi="Times New Roman" w:cs="Times New Roman"/>
+                <w:sz w:val="24"/>
+                <w:szCs w:val="24"/>
+              </w:rPr>
+              <w:t>nhận</w:t>
+            </w:r>
+            <w:proofErr w:type="spellEnd"/>
+            <w:r>
+              <w:rPr>
+                <w:rFonts w:ascii="Times New Roman" w:eastAsia="Times New Roman" w:hAnsi="Times New Roman" w:cs="Times New Roman"/>
+                <w:sz w:val="24"/>
+                <w:szCs w:val="24"/>
+              </w:rPr>
+              <w:t xml:space="preserve"> </w:t>
+            </w:r>
+            <w:proofErr w:type="spellStart"/>
+            <w:r>
+              <w:rPr>
+                <w:rFonts w:ascii="Times New Roman" w:eastAsia="Times New Roman" w:hAnsi="Times New Roman" w:cs="Times New Roman"/>
+                <w:sz w:val="24"/>
+                <w:szCs w:val="24"/>
+              </w:rPr>
+              <w:t>là</w:t>
+            </w:r>
+            <w:proofErr w:type="spellEnd"/>
+            <w:r>
+              <w:rPr>
+                <w:rFonts w:ascii="Times New Roman" w:eastAsia="Times New Roman" w:hAnsi="Times New Roman" w:cs="Times New Roman"/>
+                <w:sz w:val="24"/>
+                <w:szCs w:val="24"/>
+              </w:rPr>
+              <w:t xml:space="preserve"> </w:t>
+            </w:r>
+            <w:proofErr w:type="spellStart"/>
+            <w:r>
+              <w:rPr>
+                <w:rFonts w:ascii="Times New Roman" w:eastAsia="Times New Roman" w:hAnsi="Times New Roman" w:cs="Times New Roman"/>
+                <w:sz w:val="24"/>
+                <w:szCs w:val="24"/>
+              </w:rPr>
+              <w:t>hoàn</w:t>
+            </w:r>
+            <w:proofErr w:type="spellEnd"/>
+            <w:r>
+              <w:rPr>
+                <w:rFonts w:ascii="Times New Roman" w:eastAsia="Times New Roman" w:hAnsi="Times New Roman" w:cs="Times New Roman"/>
+                <w:sz w:val="24"/>
+                <w:szCs w:val="24"/>
+              </w:rPr>
+              <w:t xml:space="preserve"> </w:t>
+            </w:r>
+            <w:proofErr w:type="spellStart"/>
+            <w:r>
+              <w:rPr>
+                <w:rFonts w:ascii="Times New Roman" w:eastAsia="Times New Roman" w:hAnsi="Times New Roman" w:cs="Times New Roman"/>
+                <w:sz w:val="24"/>
+                <w:szCs w:val="24"/>
+              </w:rPr>
+              <w:t>thành</w:t>
+            </w:r>
+            <w:proofErr w:type="spellEnd"/>
+            <w:r>
+              <w:rPr>
+                <w:rFonts w:ascii="Times New Roman" w:eastAsia="Times New Roman" w:hAnsi="Times New Roman" w:cs="Times New Roman"/>
+                <w:sz w:val="24"/>
+                <w:szCs w:val="24"/>
+              </w:rPr>
+              <w:t>.</w:t>
+            </w:r>
           </w:p>
         </w:tc>
       </w:tr>
@@ -11431,6 +12562,14 @@
                 <w:szCs w:val="24"/>
               </w:rPr>
             </w:pPr>
+            <w:r>
+              <w:rPr>
+                <w:rFonts w:ascii="Times New Roman" w:eastAsia="Times New Roman" w:hAnsi="Times New Roman" w:cs="Times New Roman"/>
+                <w:sz w:val="24"/>
+                <w:szCs w:val="24"/>
+              </w:rPr>
+              <w:t>5</w:t>
+            </w:r>
           </w:p>
         </w:tc>
         <w:tc>
@@ -11527,6 +12666,14 @@
                 <w:szCs w:val="24"/>
               </w:rPr>
             </w:pPr>
+            <w:r>
+              <w:rPr>
+                <w:rFonts w:ascii="Times New Roman" w:eastAsia="Times New Roman" w:hAnsi="Times New Roman" w:cs="Times New Roman"/>
+                <w:sz w:val="24"/>
+                <w:szCs w:val="24"/>
+              </w:rPr>
+              <w:t>8</w:t>
+            </w:r>
           </w:p>
         </w:tc>
         <w:tc>
@@ -12092,7 +13239,69 @@
                 <w:sz w:val="24"/>
                 <w:szCs w:val="24"/>
               </w:rPr>
-              <w:t xml:space="preserve"> chi</w:t>
+              <w:t xml:space="preserve"> </w:t>
+            </w:r>
+            <w:proofErr w:type="spellStart"/>
+            <w:r>
+              <w:rPr>
+                <w:rFonts w:ascii="Times New Roman" w:eastAsia="Times New Roman" w:hAnsi="Times New Roman" w:cs="Times New Roman"/>
+                <w:sz w:val="24"/>
+                <w:szCs w:val="24"/>
+              </w:rPr>
+              <w:t>ch</w:t>
+            </w:r>
+            <w:r>
+              <w:rPr>
+                <w:rFonts w:ascii="Times New Roman" w:eastAsia="Times New Roman" w:hAnsi="Times New Roman" w:cs="Times New Roman"/>
+                <w:sz w:val="24"/>
+                <w:szCs w:val="24"/>
+              </w:rPr>
+              <w:t>ọ</w:t>
+            </w:r>
+            <w:proofErr w:type="spellEnd"/>
+            <w:r>
+              <w:rPr>
+                <w:rFonts w:ascii="Times New Roman" w:eastAsia="Times New Roman" w:hAnsi="Times New Roman" w:cs="Times New Roman"/>
+                <w:sz w:val="24"/>
+                <w:szCs w:val="24"/>
+              </w:rPr>
+              <w:t xml:space="preserve"> </w:t>
+            </w:r>
+            <w:proofErr w:type="spellStart"/>
+            <w:r>
+              <w:rPr>
+                <w:rFonts w:ascii="Times New Roman" w:eastAsia="Times New Roman" w:hAnsi="Times New Roman" w:cs="Times New Roman"/>
+                <w:sz w:val="24"/>
+                <w:szCs w:val="24"/>
+              </w:rPr>
+              <w:t>như</w:t>
+            </w:r>
+            <w:proofErr w:type="spellEnd"/>
+            <w:r>
+              <w:rPr>
+                <w:rFonts w:ascii="Times New Roman" w:eastAsia="Times New Roman" w:hAnsi="Times New Roman" w:cs="Times New Roman"/>
+                <w:sz w:val="24"/>
+                <w:szCs w:val="24"/>
+              </w:rPr>
+              <w:t xml:space="preserve"> </w:t>
+            </w:r>
+            <w:proofErr w:type="spellStart"/>
+            <w:r>
+              <w:rPr>
+                <w:rFonts w:ascii="Times New Roman" w:eastAsia="Times New Roman" w:hAnsi="Times New Roman" w:cs="Times New Roman"/>
+                <w:sz w:val="24"/>
+                <w:szCs w:val="24"/>
+              </w:rPr>
+              <w:t>vậy</w:t>
+            </w:r>
+            <w:proofErr w:type="spellEnd"/>
+            <w:r>
+              <w:rPr>
+                <w:rFonts w:ascii="Times New Roman" w:eastAsia="Times New Roman" w:hAnsi="Times New Roman" w:cs="Times New Roman"/>
+                <w:sz w:val="24"/>
+                <w:szCs w:val="24"/>
+              </w:rPr>
+              <w:t>.</w:t>
             </w:r>
           </w:p>
         </w:tc>
